--- a/public/downloads/coordinator-chart-review-checklist.docx
+++ b/public/downloads/coordinator-chart-review-checklist.docx
@@ -20,7 +20,7 @@
           <w:sz w:val="18"/>
           <w:szCs w:val="18"/>
         </w:rPr>
-        <w:t xml:space="preserve">Bond Health template · bondtrials.com/templates/coordinator-chart-review-checklist · Last updated 2026-09-22</w:t>
+        <w:t xml:space="preserve">Bond Health template · bondtrials.com/templates/coordinator-chart-review-checklist · Last updated 2026-10-05</w:t>
       </w:r>
     </w:p>
     <w:p>
@@ -3189,7 +3189,7 @@
         <w:spacing w:after="120"/>
       </w:pPr>
       <w:r>
-        <w:t xml:space="preserve">As of September 2026, Bond's website reports that it cuts coordinator chart review by 50 percent or more, and that full EHR integration takes 4 to 6 weeks, depending on the EHR, IT review and interface method. The checklist still matters with software: the criteria mapping, escalation rules and log fields are what a site should check any screening tool against. The manual chart review comparison sets the two approaches side by side, and the rest of our templates cover the steps before and after chart review.</w:t>
+        <w:t xml:space="preserve">As of September 2026, Bond's website reports that it cuts coordinator chart review by 50 percent or more, and that full EHR integration takes 48 hours, depending on the EHR, IT review and interface method. The checklist still matters with software: the criteria mapping, escalation rules and log fields are what a site should check any screening tool against. The manual chart review comparison sets the two approaches side by side, and the rest of our templates cover the steps before and after chart review.</w:t>
       </w:r>
     </w:p>
     <w:p>

--- a/public/downloads/coordinator-chart-review-checklist.docx
+++ b/public/downloads/coordinator-chart-review-checklist.docx
@@ -20,7 +20,7 @@
           <w:sz w:val="18"/>
           <w:szCs w:val="18"/>
         </w:rPr>
-        <w:t xml:space="preserve">Bond Health template · bondtrials.com/templates/coordinator-chart-review-checklist · Last updated 2026-10-05</w:t>
+        <w:t xml:space="preserve">Bond Health template · bondtrials.com/templates/coordinator-chart-review-checklist · Last updated 2026-10-23</w:t>
       </w:r>
     </w:p>
     <w:p>
@@ -385,7 +385,7 @@
     </w:p>
     <w:tbl>
       <w:tblPr>
-        <w:tblW w:type="pct" w:w="100%"/>
+        <w:tblW w:type="pct" w:w="5000"/>
         <w:tblBorders>
           <w:top w:val="single" w:color="auto" w:sz="4"/>
           <w:left w:val="single" w:color="auto" w:sz="4"/>
@@ -396,12 +396,12 @@
         </w:tblBorders>
       </w:tblPr>
       <w:tblGrid>
-        <w:gridCol w:w="100"/>
-        <w:gridCol w:w="100"/>
-        <w:gridCol w:w="100"/>
-        <w:gridCol w:w="100"/>
-        <w:gridCol w:w="100"/>
-        <w:gridCol w:w="100"/>
+        <w:gridCol w:w="1504"/>
+        <w:gridCol w:w="1504"/>
+        <w:gridCol w:w="1504"/>
+        <w:gridCol w:w="1504"/>
+        <w:gridCol w:w="1504"/>
+        <w:gridCol w:w="1504"/>
       </w:tblGrid>
       <w:tr>
         <w:trPr>
@@ -766,7 +766,7 @@
     </w:p>
     <w:tbl>
       <w:tblPr>
-        <w:tblW w:type="pct" w:w="100%"/>
+        <w:tblW w:type="pct" w:w="5000"/>
         <w:tblBorders>
           <w:top w:val="single" w:color="auto" w:sz="4"/>
           <w:left w:val="single" w:color="auto" w:sz="4"/>
@@ -777,10 +777,10 @@
         </w:tblBorders>
       </w:tblPr>
       <w:tblGrid>
-        <w:gridCol w:w="100"/>
-        <w:gridCol w:w="100"/>
-        <w:gridCol w:w="100"/>
-        <w:gridCol w:w="100"/>
+        <w:gridCol w:w="2257"/>
+        <w:gridCol w:w="2257"/>
+        <w:gridCol w:w="2257"/>
+        <w:gridCol w:w="2257"/>
       </w:tblGrid>
       <w:tr>
         <w:trPr>
@@ -1415,7 +1415,7 @@
     </w:p>
     <w:tbl>
       <w:tblPr>
-        <w:tblW w:type="pct" w:w="100%"/>
+        <w:tblW w:type="pct" w:w="5000"/>
         <w:tblBorders>
           <w:top w:val="single" w:color="auto" w:sz="4"/>
           <w:left w:val="single" w:color="auto" w:sz="4"/>
@@ -1426,10 +1426,10 @@
         </w:tblBorders>
       </w:tblPr>
       <w:tblGrid>
-        <w:gridCol w:w="100"/>
-        <w:gridCol w:w="100"/>
-        <w:gridCol w:w="100"/>
-        <w:gridCol w:w="100"/>
+        <w:gridCol w:w="2257"/>
+        <w:gridCol w:w="2257"/>
+        <w:gridCol w:w="2257"/>
+        <w:gridCol w:w="2257"/>
       </w:tblGrid>
       <w:tr>
         <w:trPr>
@@ -1671,7 +1671,7 @@
     </w:p>
     <w:tbl>
       <w:tblPr>
-        <w:tblW w:type="pct" w:w="100%"/>
+        <w:tblW w:type="pct" w:w="5000"/>
         <w:tblBorders>
           <w:top w:val="single" w:color="auto" w:sz="4"/>
           <w:left w:val="single" w:color="auto" w:sz="4"/>
@@ -1682,9 +1682,9 @@
         </w:tblBorders>
       </w:tblPr>
       <w:tblGrid>
-        <w:gridCol w:w="100"/>
-        <w:gridCol w:w="100"/>
-        <w:gridCol w:w="100"/>
+        <w:gridCol w:w="3009"/>
+        <w:gridCol w:w="3009"/>
+        <w:gridCol w:w="3009"/>
       </w:tblGrid>
       <w:tr>
         <w:trPr>
@@ -2441,7 +2441,7 @@
     </w:p>
     <w:tbl>
       <w:tblPr>
-        <w:tblW w:type="pct" w:w="100%"/>
+        <w:tblW w:type="pct" w:w="5000"/>
         <w:tblBorders>
           <w:top w:val="single" w:color="auto" w:sz="4"/>
           <w:left w:val="single" w:color="auto" w:sz="4"/>
@@ -2452,9 +2452,9 @@
         </w:tblBorders>
       </w:tblPr>
       <w:tblGrid>
-        <w:gridCol w:w="100"/>
-        <w:gridCol w:w="100"/>
-        <w:gridCol w:w="100"/>
+        <w:gridCol w:w="3009"/>
+        <w:gridCol w:w="3009"/>
+        <w:gridCol w:w="3009"/>
       </w:tblGrid>
       <w:tr>
         <w:trPr>
@@ -2847,7 +2847,7 @@
         <w:spacing w:after="120"/>
       </w:pPr>
       <w:r>
-        <w:t xml:space="preserve">The IRB decides whether chart review is an approved way to find participants for this study. HIPAA sets the basis on which the site may use the records, and how much of them. The rules below are summarized as of September 2026; your IRB and privacy office have the final word.</w:t>
+        <w:t xml:space="preserve">The IRB decides whether chart review is an approved way to find participants for this study. HIPAA sets the basis on which the site may use the records, and how much of them. The rules below are summarized as of October 2026; your IRB and privacy office have the final word.</w:t>
       </w:r>
     </w:p>
     <w:p>
@@ -2872,7 +2872,7 @@
     </w:p>
     <w:tbl>
       <w:tblPr>
-        <w:tblW w:type="pct" w:w="100%"/>
+        <w:tblW w:type="pct" w:w="5000"/>
         <w:tblBorders>
           <w:top w:val="single" w:color="auto" w:sz="4"/>
           <w:left w:val="single" w:color="auto" w:sz="4"/>
@@ -2883,9 +2883,9 @@
         </w:tblBorders>
       </w:tblPr>
       <w:tblGrid>
-        <w:gridCol w:w="100"/>
-        <w:gridCol w:w="100"/>
-        <w:gridCol w:w="100"/>
+        <w:gridCol w:w="3009"/>
+        <w:gridCol w:w="3009"/>
+        <w:gridCol w:w="3009"/>
       </w:tblGrid>
       <w:tr>
         <w:trPr>
@@ -3189,7 +3189,7 @@
         <w:spacing w:after="120"/>
       </w:pPr>
       <w:r>
-        <w:t xml:space="preserve">As of September 2026, Bond's website reports that it cuts coordinator chart review by 50 percent or more, and that full EHR integration takes 48 hours, depending on the EHR, IT review and interface method. The checklist still matters with software: the criteria mapping, escalation rules and log fields are what a site should check any screening tool against. The manual chart review comparison sets the two approaches side by side, and the rest of our templates cover the steps before and after chart review.</w:t>
+        <w:t xml:space="preserve">As of October 2026, Bond's website reports that it cuts coordinator chart review by 50 percent or more, and that full EHR integration takes 48 hours, depending on the EHR, IT review and interface method. The checklist still matters with software: the criteria mapping, escalation rules and log fields are what a site should check any screening tool against. The manual chart review comparison sets the two approaches side by side, and the rest of our templates cover the steps before and after chart review.</w:t>
       </w:r>
     </w:p>
     <w:p>
@@ -3443,10 +3443,6 @@
 </w:document>
 </file>
 
-<file path=word/comments.xml><?xml version="1.0" encoding="utf-8"?>
-<w:comments xmlns:cx="http://schemas.microsoft.com/office/drawing/2014/chartex" xmlns:cx1="http://schemas.microsoft.com/office/drawing/2015/9/8/chartex" xmlns:cx2="http://schemas.microsoft.com/office/drawing/2015/10/21/chartex" xmlns:cx3="http://schemas.microsoft.com/office/drawing/2016/5/9/chartex" xmlns:cx4="http://schemas.microsoft.com/office/drawing/2016/5/10/chartex" xmlns:cx5="http://schemas.microsoft.com/office/drawing/2016/5/11/chartex" xmlns:cx6="http://schemas.microsoft.com/office/drawing/2016/5/12/chartex" xmlns:cx7="http://schemas.microsoft.com/office/drawing/2016/5/13/chartex" xmlns:cx8="http://schemas.microsoft.com/office/drawing/2016/5/14/chartex" xmlns:mc="http://schemas.openxmlformats.org/markup-compatibility/2006" xmlns:aink="http://schemas.microsoft.com/office/drawing/2016/ink" xmlns:am3d="http://schemas.microsoft.com/office/drawing/2017/model3d" xmlns:o="urn:schemas-microsoft-com:office:office" xmlns:r="http://schemas.openxmlformats.org/officeDocument/2006/relationships" xmlns:m="http://schemas.openxmlformats.org/officeDocument/2006/math" xmlns:v="urn:schemas-microsoft-com:vml" xmlns:wp14="http://schemas.microsoft.com/office/word/2010/wordprocessingDrawing" xmlns:wp="http://schemas.openxmlformats.org/drawingml/2006/wordprocessingDrawing" xmlns:w10="urn:schemas-microsoft-com:office:word" xmlns:w="http://schemas.openxmlformats.org/wordprocessingml/2006/main" xmlns:w14="http://schemas.microsoft.com/office/word/2010/wordml" xmlns:w15="http://schemas.microsoft.com/office/word/2012/wordml" xmlns:w16cex="http://schemas.microsoft.com/office/word/2018/wordml/cex" xmlns:w16cid="http://schemas.microsoft.com/office/word/2016/wordml/cid" xmlns:w16="http://schemas.microsoft.com/office/word/2018/wordml" xmlns:w16sdtdh="http://schemas.microsoft.com/office/word/2020/wordml/sdtdatahash" xmlns:w16se="http://schemas.microsoft.com/office/word/2015/wordml/symex" xmlns:wpg="http://schemas.microsoft.com/office/word/2010/wordprocessingGroup" xmlns:wpi="http://schemas.microsoft.com/office/word/2010/wordprocessingInk" xmlns:wne="http://schemas.microsoft.com/office/word/2006/wordml" xmlns:wps="http://schemas.microsoft.com/office/word/2010/wordprocessingShape"/>
-</file>
-
 <file path=word/endnotes.xml><?xml version="1.0" encoding="utf-8"?>
 <w:endnotes xmlns:wpc="http://schemas.microsoft.com/office/word/2010/wordprocessingCanvas" xmlns:mc="http://schemas.openxmlformats.org/markup-compatibility/2006" xmlns:o="urn:schemas-microsoft-com:office:office" xmlns:r="http://schemas.openxmlformats.org/officeDocument/2006/relationships" xmlns:m="http://schemas.openxmlformats.org/officeDocument/2006/math" xmlns:v="urn:schemas-microsoft-com:vml" xmlns:wp14="http://schemas.microsoft.com/office/word/2010/wordprocessingDrawing" xmlns:wp="http://schemas.openxmlformats.org/drawingml/2006/wordprocessingDrawing" xmlns:w10="urn:schemas-microsoft-com:office:word" xmlns:w="http://schemas.openxmlformats.org/wordprocessingml/2006/main" xmlns:w14="http://schemas.microsoft.com/office/word/2010/wordml" xmlns:w15="http://schemas.microsoft.com/office/word/2012/wordml" xmlns:wpg="http://schemas.microsoft.com/office/word/2010/wordprocessingGroup" xmlns:wpi="http://schemas.microsoft.com/office/word/2010/wordprocessingInk" xmlns:wne="http://schemas.microsoft.com/office/word/2006/wordml" xmlns:wps="http://schemas.microsoft.com/office/word/2010/wordprocessingShape" mc:Ignorable="w14 w15 wp14">
   <w:endnote w:type="separator" w:id="-1">
@@ -3525,7 +3521,7 @@
 <w:numbering xmlns:wpc="http://schemas.microsoft.com/office/word/2010/wordprocessingCanvas" xmlns:mc="http://schemas.openxmlformats.org/markup-compatibility/2006" xmlns:o="urn:schemas-microsoft-com:office:office" xmlns:r="http://schemas.openxmlformats.org/officeDocument/2006/relationships" xmlns:m="http://schemas.openxmlformats.org/officeDocument/2006/math" xmlns:v="urn:schemas-microsoft-com:vml" xmlns:wp14="http://schemas.microsoft.com/office/word/2010/wordprocessingDrawing" xmlns:wp="http://schemas.openxmlformats.org/drawingml/2006/wordprocessingDrawing" xmlns:w10="urn:schemas-microsoft-com:office:word" xmlns:w="http://schemas.openxmlformats.org/wordprocessingml/2006/main" xmlns:w14="http://schemas.microsoft.com/office/word/2010/wordml" xmlns:w15="http://schemas.microsoft.com/office/word/2012/wordml" xmlns:wpg="http://schemas.microsoft.com/office/word/2010/wordprocessingGroup" xmlns:wpi="http://schemas.microsoft.com/office/word/2010/wordprocessingInk" xmlns:wne="http://schemas.microsoft.com/office/word/2006/wordml" xmlns:wps="http://schemas.microsoft.com/office/word/2010/wordprocessingShape" mc:Ignorable="w14 w15 wp14">
   <w:abstractNum w:abstractNumId="1" w15:restartNumberingAfterBreak="0">
     <w:multiLevelType w:val="hybridMultilevel"/>
-    <w:lvl w:ilvl="0" w15:tentative="1">
+    <w:lvl w:ilvl="0" w:tentative="1">
       <w:start w:val="1"/>
       <w:numFmt w:val="bullet"/>
       <w:lvlText w:val="●"/>
@@ -3534,7 +3530,7 @@
         <w:ind w:left="720" w:hanging="360"/>
       </w:pPr>
     </w:lvl>
-    <w:lvl w:ilvl="1" w15:tentative="1">
+    <w:lvl w:ilvl="1" w:tentative="1">
       <w:start w:val="1"/>
       <w:numFmt w:val="bullet"/>
       <w:lvlText w:val="○"/>
@@ -3543,7 +3539,7 @@
         <w:ind w:left="1440" w:hanging="360"/>
       </w:pPr>
     </w:lvl>
-    <w:lvl w:ilvl="2" w15:tentative="1">
+    <w:lvl w:ilvl="2" w:tentative="1">
       <w:start w:val="1"/>
       <w:numFmt w:val="bullet"/>
       <w:lvlText w:val="■"/>
@@ -3552,7 +3548,7 @@
         <w:ind w:left="2160" w:hanging="360"/>
       </w:pPr>
     </w:lvl>
-    <w:lvl w:ilvl="3" w15:tentative="1">
+    <w:lvl w:ilvl="3" w:tentative="1">
       <w:start w:val="1"/>
       <w:numFmt w:val="bullet"/>
       <w:lvlText w:val="●"/>
@@ -3561,7 +3557,7 @@
         <w:ind w:left="2880" w:hanging="360"/>
       </w:pPr>
     </w:lvl>
-    <w:lvl w:ilvl="4" w15:tentative="1">
+    <w:lvl w:ilvl="4" w:tentative="1">
       <w:start w:val="1"/>
       <w:numFmt w:val="bullet"/>
       <w:lvlText w:val="○"/>
@@ -3570,7 +3566,7 @@
         <w:ind w:left="3600" w:hanging="360"/>
       </w:pPr>
     </w:lvl>
-    <w:lvl w:ilvl="5" w15:tentative="1">
+    <w:lvl w:ilvl="5" w:tentative="1">
       <w:start w:val="1"/>
       <w:numFmt w:val="bullet"/>
       <w:lvlText w:val="■"/>
@@ -3579,7 +3575,7 @@
         <w:ind w:left="4320" w:hanging="360"/>
       </w:pPr>
     </w:lvl>
-    <w:lvl w:ilvl="6" w15:tentative="1">
+    <w:lvl w:ilvl="6" w:tentative="1">
       <w:start w:val="1"/>
       <w:numFmt w:val="bullet"/>
       <w:lvlText w:val="●"/>
@@ -3588,7 +3584,7 @@
         <w:ind w:left="5040" w:hanging="360"/>
       </w:pPr>
     </w:lvl>
-    <w:lvl w:ilvl="7" w15:tentative="1">
+    <w:lvl w:ilvl="7" w:tentative="1">
       <w:start w:val="1"/>
       <w:numFmt w:val="bullet"/>
       <w:lvlText w:val="●"/>
@@ -3597,7 +3593,7 @@
         <w:ind w:left="5760" w:hanging="360"/>
       </w:pPr>
     </w:lvl>
-    <w:lvl w:ilvl="8" w15:tentative="1">
+    <w:lvl w:ilvl="8" w:tentative="1">
       <w:start w:val="1"/>
       <w:numFmt w:val="bullet"/>
       <w:lvlText w:val="●"/>
@@ -3628,6 +3624,25 @@
     </w:rPrDefault>
     <w:pPrDefault/>
   </w:docDefaults>
+  <w:style w:type="paragraph" w:styleId="Normal" w:default="1">
+    <w:name w:val="Normal"/>
+    <w:qFormat/>
+  </w:style>
+  <w:style w:type="table" w:styleId="TableNormal" w:default="true">
+    <w:name w:val="Normal Table"/>
+    <w:uiPriority w:val="99"/>
+    <w:semiHidden/>
+    <w:unhideWhenUsed/>
+    <w:tblPr>
+      <w:tblInd w:type="dxa" w:w="0"/>
+      <w:tblCellMar>
+        <w:top w:type="dxa" w:w="0"/>
+        <w:left w:type="dxa" w:w="108"/>
+        <w:bottom w:type="dxa" w:w="0"/>
+        <w:right w:type="dxa" w:w="108"/>
+      </w:tblCellMar>
+    </w:tblPr>
+  </w:style>
   <w:style w:type="paragraph" w:styleId="Title">
     <w:name w:val="Title"/>
     <w:basedOn w:val="Normal"/>
@@ -3715,6 +3730,139 @@
     <w:basedOn w:val="Normal"/>
     <w:qFormat/>
   </w:style>
+  <w:style w:type="paragraph" w:styleId="Caption">
+    <w:name w:val="caption"/>
+    <w:basedOn w:val="Normal"/>
+    <w:next w:val="Normal"/>
+    <w:uiPriority w:val="35"/>
+    <w:semiHidden/>
+    <w:unhideWhenUsed/>
+    <w:qFormat/>
+    <w:pPr>
+      <w:spacing w:after="200"/>
+    </w:pPr>
+    <w:rPr>
+      <w:i/>
+      <w:iCs/>
+      <w:color w:val="44546A" w:themeColor="dark2"/>
+      <w:sz w:val="18"/>
+      <w:szCs w:val="18"/>
+    </w:rPr>
+  </w:style>
+  <w:style w:type="paragraph" w:styleId="Bibliography">
+    <w:name w:val="Bibliography"/>
+    <w:basedOn w:val="Normal"/>
+    <w:next w:val="Normal"/>
+    <w:uiPriority w:val="37"/>
+    <w:unhideWhenUsed/>
+  </w:style>
+  <w:style w:type="paragraph" w:styleId="TOC1">
+    <w:name w:val="toc 1"/>
+    <w:basedOn w:val="Normal"/>
+    <w:next w:val="Normal"/>
+    <w:uiPriority w:val="39"/>
+    <w:semiHidden/>
+    <w:unhideWhenUsed/>
+    <w:pPr>
+      <w:spacing w:after="100"/>
+    </w:pPr>
+  </w:style>
+  <w:style w:type="paragraph" w:styleId="TOC2">
+    <w:name w:val="toc 2"/>
+    <w:basedOn w:val="Normal"/>
+    <w:next w:val="Normal"/>
+    <w:uiPriority w:val="39"/>
+    <w:semiHidden/>
+    <w:unhideWhenUsed/>
+    <w:pPr>
+      <w:spacing w:after="100"/>
+      <w:ind w:left="220"/>
+    </w:pPr>
+  </w:style>
+  <w:style w:type="paragraph" w:styleId="TOC3">
+    <w:name w:val="toc 3"/>
+    <w:basedOn w:val="Normal"/>
+    <w:next w:val="Normal"/>
+    <w:uiPriority w:val="39"/>
+    <w:semiHidden/>
+    <w:unhideWhenUsed/>
+    <w:pPr>
+      <w:spacing w:after="100"/>
+      <w:ind w:left="440"/>
+    </w:pPr>
+  </w:style>
+  <w:style w:type="paragraph" w:styleId="TOC4">
+    <w:name w:val="toc 4"/>
+    <w:basedOn w:val="Normal"/>
+    <w:next w:val="Normal"/>
+    <w:uiPriority w:val="39"/>
+    <w:semiHidden/>
+    <w:unhideWhenUsed/>
+    <w:pPr>
+      <w:spacing w:after="100"/>
+      <w:ind w:left="660"/>
+    </w:pPr>
+  </w:style>
+  <w:style w:type="paragraph" w:styleId="TOC5">
+    <w:name w:val="toc 5"/>
+    <w:basedOn w:val="Normal"/>
+    <w:next w:val="Normal"/>
+    <w:uiPriority w:val="39"/>
+    <w:semiHidden/>
+    <w:unhideWhenUsed/>
+    <w:pPr>
+      <w:spacing w:after="100"/>
+      <w:ind w:left="880"/>
+    </w:pPr>
+  </w:style>
+  <w:style w:type="paragraph" w:styleId="TOC6">
+    <w:name w:val="toc 6"/>
+    <w:basedOn w:val="Normal"/>
+    <w:next w:val="Normal"/>
+    <w:uiPriority w:val="39"/>
+    <w:semiHidden/>
+    <w:unhideWhenUsed/>
+    <w:pPr>
+      <w:spacing w:after="100"/>
+      <w:ind w:left="1100"/>
+    </w:pPr>
+  </w:style>
+  <w:style w:type="paragraph" w:styleId="TOC7">
+    <w:name w:val="toc 7"/>
+    <w:basedOn w:val="Normal"/>
+    <w:next w:val="Normal"/>
+    <w:uiPriority w:val="39"/>
+    <w:semiHidden/>
+    <w:unhideWhenUsed/>
+    <w:pPr>
+      <w:spacing w:after="100"/>
+      <w:ind w:left="1320"/>
+    </w:pPr>
+  </w:style>
+  <w:style w:type="paragraph" w:styleId="TOC8">
+    <w:name w:val="toc 8"/>
+    <w:basedOn w:val="Normal"/>
+    <w:next w:val="Normal"/>
+    <w:uiPriority w:val="39"/>
+    <w:semiHidden/>
+    <w:unhideWhenUsed/>
+    <w:pPr>
+      <w:spacing w:after="100"/>
+      <w:ind w:left="1540"/>
+    </w:pPr>
+  </w:style>
+  <w:style w:type="paragraph" w:styleId="TOC9">
+    <w:name w:val="toc 9"/>
+    <w:basedOn w:val="Normal"/>
+    <w:next w:val="Normal"/>
+    <w:uiPriority w:val="39"/>
+    <w:semiHidden/>
+    <w:unhideWhenUsed/>
+    <w:pPr>
+      <w:spacing w:after="100"/>
+      <w:ind w:left="1760"/>
+    </w:pPr>
+  </w:style>
   <w:style w:type="character" w:styleId="Hyperlink">
     <w:name w:val="Hyperlink"/>
     <w:basedOn w:val="DefaultParagraphFont"/>
@@ -3799,5 +3947,302 @@
       <w:szCs w:val="20"/>
     </w:rPr>
   </w:style>
+  <w:style w:type="character" w:styleId="LineNumber">
+    <w:name w:val="line number"/>
+    <w:basedOn w:val="DefaultParagraphFont"/>
+    <w:uiPriority w:val="99"/>
+    <w:semiHidden/>
+    <w:unhideWhenUsed/>
+  </w:style>
 </w:styles>
+</file>
+
+<file path=word/theme/theme1.xml><?xml version="1.0" encoding="utf-8"?>
+<a:theme xmlns:a="http://schemas.openxmlformats.org/drawingml/2006/main" name="Office Theme">
+  <a:themeElements>
+    <a:clrScheme name="Office">
+      <a:dk1>
+        <a:sysClr val="windowText" lastClr="000000"/>
+      </a:dk1>
+      <a:lt1>
+        <a:sysClr val="window" lastClr="FFFFFF"/>
+      </a:lt1>
+      <a:dk2>
+        <a:srgbClr val="44546A"/>
+      </a:dk2>
+      <a:lt2>
+        <a:srgbClr val="E7E6E6"/>
+      </a:lt2>
+      <a:accent1>
+        <a:srgbClr val="4472C4"/>
+      </a:accent1>
+      <a:accent2>
+        <a:srgbClr val="ED7D31"/>
+      </a:accent2>
+      <a:accent3>
+        <a:srgbClr val="A5A5A5"/>
+      </a:accent3>
+      <a:accent4>
+        <a:srgbClr val="FFC000"/>
+      </a:accent4>
+      <a:accent5>
+        <a:srgbClr val="5B9BD5"/>
+      </a:accent5>
+      <a:accent6>
+        <a:srgbClr val="70AD47"/>
+      </a:accent6>
+      <a:hlink>
+        <a:srgbClr val="0563C1"/>
+      </a:hlink>
+      <a:folHlink>
+        <a:srgbClr val="954F72"/>
+      </a:folHlink>
+    </a:clrScheme>
+    <a:fontScheme name="Office">
+      <a:majorFont>
+        <a:latin typeface="Calibri Light" panose="020F0302020204030204"/>
+        <a:ea typeface=""/>
+        <a:cs typeface=""/>
+        <a:font script="Jpan" typeface="游ゴシック Light"/>
+        <a:font script="Hang" typeface="맑은 고딕"/>
+        <a:font script="Hans" typeface="等线 Light"/>
+        <a:font script="Hant" typeface="新細明體"/>
+        <a:font script="Arab" typeface="Times New Roman"/>
+        <a:font script="Hebr" typeface="Times New Roman"/>
+        <a:font script="Thai" typeface="Angsana New"/>
+        <a:font script="Ethi" typeface="Nyala"/>
+        <a:font script="Beng" typeface="Vrinda"/>
+        <a:font script="Gujr" typeface="Shruti"/>
+        <a:font script="Khmr" typeface="MoolBoran"/>
+        <a:font script="Knda" typeface="Tunga"/>
+        <a:font script="Guru" typeface="Raavi"/>
+        <a:font script="Cans" typeface="Euphemia"/>
+        <a:font script="Cher" typeface="Plantagenet Cherokee"/>
+        <a:font script="Yiii" typeface="Microsoft Yi Baiti"/>
+        <a:font script="Tibt" typeface="Microsoft Himalaya"/>
+        <a:font script="Thaa" typeface="MV Boli"/>
+        <a:font script="Deva" typeface="Mangal"/>
+        <a:font script="Telu" typeface="Gautami"/>
+        <a:font script="Taml" typeface="Latha"/>
+        <a:font script="Syrc" typeface="Estrangelo Edessa"/>
+        <a:font script="Orya" typeface="Kalinga"/>
+        <a:font script="Mlym" typeface="Kartika"/>
+        <a:font script="Laoo" typeface="DokChampa"/>
+        <a:font script="Sinh" typeface="Iskoola Pota"/>
+        <a:font script="Mong" typeface="Mongolian Baiti"/>
+        <a:font script="Viet" typeface="Times New Roman"/>
+        <a:font script="Uigh" typeface="Microsoft Uighur"/>
+        <a:font script="Geor" typeface="Sylfaen"/>
+        <a:font script="Armn" typeface="Arial"/>
+        <a:font script="Bugi" typeface="Leelawadee UI"/>
+        <a:font script="Bopo" typeface="Microsoft JhengHei"/>
+        <a:font script="Java" typeface="Javanese Text"/>
+        <a:font script="Lisu" typeface="Segoe UI"/>
+        <a:font script="Mymr" typeface="Myanmar Text"/>
+        <a:font script="Nkoo" typeface="Ebrima"/>
+        <a:font script="Olck" typeface="Nirmala UI"/>
+        <a:font script="Osma" typeface="Ebrima"/>
+        <a:font script="Phag" typeface="Phagspa"/>
+        <a:font script="Syrn" typeface="Estrangelo Edessa"/>
+        <a:font script="Syrj" typeface="Estrangelo Edessa"/>
+        <a:font script="Syre" typeface="Estrangelo Edessa"/>
+        <a:font script="Sora" typeface="Nirmala UI"/>
+        <a:font script="Tale" typeface="Microsoft Tai Le"/>
+        <a:font script="Talu" typeface="Microsoft New Tai Lue"/>
+        <a:font script="Tfng" typeface="Ebrima"/>
+      </a:majorFont>
+      <a:minorFont>
+        <a:latin typeface="Calibri" panose="020F0502020204030204"/>
+        <a:ea typeface=""/>
+        <a:cs typeface=""/>
+        <a:font script="Jpan" typeface="游明朝"/>
+        <a:font script="Hang" typeface="맑은 고딕"/>
+        <a:font script="Hans" typeface="等线"/>
+        <a:font script="Hant" typeface="新細明體"/>
+        <a:font script="Arab" typeface="Arial"/>
+        <a:font script="Hebr" typeface="Arial"/>
+        <a:font script="Thai" typeface="Cordia New"/>
+        <a:font script="Ethi" typeface="Nyala"/>
+        <a:font script="Beng" typeface="Vrinda"/>
+        <a:font script="Gujr" typeface="Shruti"/>
+        <a:font script="Khmr" typeface="DaunPenh"/>
+        <a:font script="Knda" typeface="Tunga"/>
+        <a:font script="Guru" typeface="Raavi"/>
+        <a:font script="Cans" typeface="Euphemia"/>
+        <a:font script="Cher" typeface="Plantagenet Cherokee"/>
+        <a:font script="Yiii" typeface="Microsoft Yi Baiti"/>
+        <a:font script="Tibt" typeface="Microsoft Himalaya"/>
+        <a:font script="Thaa" typeface="MV Boli"/>
+        <a:font script="Deva" typeface="Mangal"/>
+        <a:font script="Telu" typeface="Gautami"/>
+        <a:font script="Taml" typeface="Latha"/>
+        <a:font script="Syrc" typeface="Estrangelo Edessa"/>
+        <a:font script="Orya" typeface="Kalinga"/>
+        <a:font script="Mlym" typeface="Kartika"/>
+        <a:font script="Laoo" typeface="DokChampa"/>
+        <a:font script="Sinh" typeface="Iskoola Pota"/>
+        <a:font script="Mong" typeface="Mongolian Baiti"/>
+        <a:font script="Viet" typeface="Arial"/>
+        <a:font script="Uigh" typeface="Microsoft Uighur"/>
+        <a:font script="Geor" typeface="Sylfaen"/>
+        <a:font script="Armn" typeface="Arial"/>
+        <a:font script="Bugi" typeface="Leelawadee UI"/>
+        <a:font script="Bopo" typeface="Microsoft JhengHei"/>
+        <a:font script="Java" typeface="Javanese Text"/>
+        <a:font script="Lisu" typeface="Segoe UI"/>
+        <a:font script="Mymr" typeface="Myanmar Text"/>
+        <a:font script="Nkoo" typeface="Ebrima"/>
+        <a:font script="Olck" typeface="Nirmala UI"/>
+        <a:font script="Osma" typeface="Ebrima"/>
+        <a:font script="Phag" typeface="Phagspa"/>
+        <a:font script="Syrn" typeface="Estrangelo Edessa"/>
+        <a:font script="Syrj" typeface="Estrangelo Edessa"/>
+        <a:font script="Syre" typeface="Estrangelo Edessa"/>
+        <a:font script="Sora" typeface="Nirmala UI"/>
+        <a:font script="Tale" typeface="Microsoft Tai Le"/>
+        <a:font script="Talu" typeface="Microsoft New Tai Lue"/>
+        <a:font script="Tfng" typeface="Ebrima"/>
+      </a:minorFont>
+    </a:fontScheme>
+    <a:fmtScheme name="Office">
+      <a:fillStyleLst>
+        <a:solidFill>
+          <a:schemeClr val="phClr"/>
+        </a:solidFill>
+        <a:gradFill rotWithShape="true">
+          <a:gsLst>
+            <a:gs pos="0">
+              <a:schemeClr val="phClr">
+                <a:lumMod val="110000"/>
+                <a:satMod val="105000"/>
+                <a:tint val="67000"/>
+              </a:schemeClr>
+            </a:gs>
+            <a:gs pos="50000">
+              <a:schemeClr val="phClr">
+                <a:lumMod val="105000"/>
+                <a:satMod val="103000"/>
+                <a:tint val="73000"/>
+              </a:schemeClr>
+            </a:gs>
+            <a:gs pos="100000">
+              <a:schemeClr val="phClr">
+                <a:lumMod val="105000"/>
+                <a:satMod val="109000"/>
+                <a:tint val="81000"/>
+              </a:schemeClr>
+            </a:gs>
+          </a:gsLst>
+          <a:lin ang="5400000" scaled="false"/>
+        </a:gradFill>
+        <a:gradFill rotWithShape="true">
+          <a:gsLst>
+            <a:gs pos="0">
+              <a:schemeClr val="phClr">
+                <a:satMod val="103000"/>
+                <a:lumMod val="102000"/>
+                <a:tint val="94000"/>
+              </a:schemeClr>
+            </a:gs>
+            <a:gs pos="50000">
+              <a:schemeClr val="phClr">
+                <a:satMod val="110000"/>
+                <a:lumMod val="100000"/>
+                <a:shade val="100000"/>
+              </a:schemeClr>
+            </a:gs>
+            <a:gs pos="100000">
+              <a:schemeClr val="phClr">
+                <a:lumMod val="99000"/>
+                <a:satMod val="120000"/>
+                <a:shade val="78000"/>
+              </a:schemeClr>
+            </a:gs>
+          </a:gsLst>
+          <a:lin ang="5400000" scaled="false"/>
+        </a:gradFill>
+      </a:fillStyleLst>
+      <a:lnStyleLst>
+        <a:ln w="6350" cap="flat" cmpd="sng" algn="ctr">
+          <a:solidFill>
+            <a:schemeClr val="phClr"/>
+          </a:solidFill>
+          <a:prstDash val="solid"/>
+          <a:miter lim="800000"/>
+        </a:ln>
+        <a:ln w="12700" cap="flat" cmpd="sng" algn="ctr">
+          <a:solidFill>
+            <a:schemeClr val="phClr"/>
+          </a:solidFill>
+          <a:prstDash val="solid"/>
+          <a:miter lim="800000"/>
+        </a:ln>
+        <a:ln w="19050" cap="flat" cmpd="sng" algn="ctr">
+          <a:solidFill>
+            <a:schemeClr val="phClr"/>
+          </a:solidFill>
+          <a:prstDash val="solid"/>
+          <a:miter lim="800000"/>
+        </a:ln>
+      </a:lnStyleLst>
+      <a:effectStyleLst>
+        <a:effectStyle>
+          <a:effectLst/>
+        </a:effectStyle>
+        <a:effectStyle>
+          <a:effectLst/>
+        </a:effectStyle>
+        <a:effectStyle>
+          <a:effectLst>
+            <a:outerShdw blurRad="57150" dist="19050" dir="5400000" algn="ctr" rotWithShape="false">
+              <a:srgbClr val="000000">
+                <a:alpha val="63000"/>
+              </a:srgbClr>
+            </a:outerShdw>
+          </a:effectLst>
+        </a:effectStyle>
+      </a:effectStyleLst>
+      <a:bgFillStyleLst>
+        <a:solidFill>
+          <a:schemeClr val="phClr"/>
+        </a:solidFill>
+        <a:solidFill>
+          <a:schemeClr val="phClr">
+            <a:tint val="95000"/>
+            <a:satMod val="170000"/>
+          </a:schemeClr>
+        </a:solidFill>
+        <a:gradFill rotWithShape="true">
+          <a:gsLst>
+            <a:gs pos="0">
+              <a:schemeClr val="phClr">
+                <a:tint val="93000"/>
+                <a:satMod val="150000"/>
+                <a:shade val="98000"/>
+                <a:lumMod val="102000"/>
+              </a:schemeClr>
+            </a:gs>
+            <a:gs pos="50000">
+              <a:schemeClr val="phClr">
+                <a:tint val="98000"/>
+                <a:satMod val="130000"/>
+                <a:shade val="90000"/>
+                <a:lumMod val="103000"/>
+              </a:schemeClr>
+            </a:gs>
+            <a:gs pos="100000">
+              <a:schemeClr val="phClr">
+                <a:shade val="63000"/>
+                <a:satMod val="120000"/>
+              </a:schemeClr>
+            </a:gs>
+          </a:gsLst>
+          <a:lin ang="5400000" scaled="false"/>
+        </a:gradFill>
+      </a:bgFillStyleLst>
+    </a:fmtScheme>
+  </a:themeElements>
+  <a:objectDefaults/>
+  <a:extraClrSchemeLst/>
+</a:theme>
 </file>